--- a/qiminyaosu/ralph/生产稿_600/05_行事/现代齐民要术_05-18-3_陌生地点为什么要额外加一层找路时间_生产稿.docx
+++ b/qiminyaosu/ralph/生产稿_600/05_行事/现代齐民要术_05-18-3_陌生地点为什么要额外加一层找路时间_生产稿.docx
@@ -157,7 +157,7 @@
     </w:p>
     <w:p>
       <w:r>
-        <w:t>CORE_CONCLUSION：围绕「陌生地点为什么要额外加一层找路时间」，给出一个普通家庭能照做的一句判断/结论；判断建立在母题变量（从必须到达时间逐节点倒推、穿鞋/出门/打车/找入口都是节点、陌生地点增加不确定性缓冲、家庭成员用共同最晚节点同步）之上，并标出适用条件与例外。</w:t>
+        <w:t>CORE_CONCLUSION：陌生地点加一层不确定性缓冲：从必须到达时刻倒推，把找路/入口/穿鞋都算。</w:t>
       </w:r>
     </w:p>
     <w:p>
@@ -189,6 +189,17 @@
       </w:r>
     </w:p>
     <w:p>
+      <w:r>
+        <w:rPr>
+          <w:b/>
+        </w:rPr>
+        <w:t>【深度审校备注】核实：</w:t>
+      </w:r>
+      <w:r>
+        <w:t xml:space="preserve">　风险等级：低</w:t>
+      </w:r>
+    </w:p>
+    <w:p>
       <w:pPr>
         <w:pStyle w:val="Heading1"/>
       </w:pPr>
@@ -198,7 +209,7 @@
     </w:p>
     <w:p>
       <w:r>
-        <w:t>A. 反常识：沿用「陌生地点为什么要额外加一层找路时间」做一句与直觉相反的开场。</w:t>
+        <w:t>A. 反常识(可选成片钩子)：去陌生地方，给自己留一段找路时间。</w:t>
       </w:r>
     </w:p>
     <w:p>
@@ -720,13 +731,7 @@
     </w:p>
     <w:p>
       <w:r>
-        <w:rPr>
-          <w:b/>
-        </w:rPr>
-        <w:t>START_FRAME：</w:t>
-      </w:r>
-      <w:r>
-        <w:t>现代都市出行与通勤场景：地铁站/高铁站/机场空间示意，路线与时间轴可可视化；主体与开头相扣。</w:t>
+        <w:t>START_FRAME（首帧·五锁）：同一行事空间近景：行李/票/车站物件居中，地铁站/高铁/机场空间环境清晰，车站灯光，日光，构图以陌生地点为什么要额外加一层找路时间对应的冲突对象为主体。</w:t>
       </w:r>
     </w:p>
     <w:p>
@@ -764,13 +769,7 @@
     </w:p>
     <w:p>
       <w:r>
-        <w:rPr>
-          <w:b/>
-        </w:rPr>
-        <w:t>END_FRAME：</w:t>
-      </w:r>
-      <w:r>
-        <w:t>稳定停在可桥接的尾帧，作下一镜首帧。</w:t>
+        <w:t>END_FRAME（尾帧·五锁）：镜头稳定停在行事空间的一个清晰物件/结构上（行李/票/车站物件，车站灯光，日光），形态位置与下一镜首帧一致，作桥接帧。</w:t>
       </w:r>
     </w:p>
     <w:p>
@@ -813,7 +812,10 @@
     </w:p>
     <w:p>
       <w:r>
-        <w:t>9:16 竖屏，高级半写实 3D/2.5D 现代家庭科学动画。现代都市出行与通勤场景：地铁站/高铁站/机场空间示意，路线与时间轴可可视化。0—3s 引入「陌生地点为什么要额外加一层找路时间」主视觉事件；3—7s 演示/讲解机制与操作；7—10s 收束停在尾帧。无中文文字/字幕/Logo/水印；保持同一光线与镜头空间；无伪实验/伪专家；不出现可读数字表格。</w:t>
+        <w:rPr>
+          <w:b w:val="0"/>
+        </w:rPr>
+        <w:t>9:16 竖屏，高级半写实 3D/2.5D 现代家庭科学动画。现代都市出行与通勤：地铁站/高铁站/机场空间示意，路线与时间轴可可视化。本镜主题「陌生地点为什么要额外加一层找路时间」（母题变量：从必须到达时间逐节点倒推、穿鞋/出门/打车/找入口都是节点、陌生地点增加不确定性缓冲、家庭成员用共同最晚节点同步）。0—3s：放大冲突/常见错误，前1-3秒制造留存；3—7s：用连续镜头把机制或做法讲透；7—10s：收束停在悬念、判断点。本段用连续的步骤动作推进，镜头跟随手部或物件。动画风格借用：路线推进 / 时间轴 / 车站/机场空间 / 行李模块 / 门到门动线。镜头最后稳定帧直接作为下一镜首帧。。无中文文字/字幕/Logo/水印/名牌；不改变衣服/材质/产品外观颜色；不出现可读数字表格；不做伪实景/伪医生/伪检测画面。</w:t>
       </w:r>
     </w:p>
     <w:p/>
@@ -860,13 +862,7 @@
     </w:p>
     <w:p>
       <w:r>
-        <w:rPr>
-          <w:b/>
-        </w:rPr>
-        <w:t>START_FRAME：</w:t>
-      </w:r>
-      <w:r>
-        <w:t>现代都市出行与通勤场景：地铁站/高铁站/机场空间示意，路线与时间轴可可视化；主体与开头相扣。</w:t>
+        <w:t>START_FRAME（首帧·五锁）：自上一镜尾帧继承：行李/票/车站物件保持相同形态/材质/位置，车站灯光，日光，构图连续（五锁）。</w:t>
       </w:r>
     </w:p>
     <w:p>
@@ -904,13 +900,7 @@
     </w:p>
     <w:p>
       <w:r>
-        <w:rPr>
-          <w:b/>
-        </w:rPr>
-        <w:t>END_FRAME：</w:t>
-      </w:r>
-      <w:r>
-        <w:t>稳定停在可桥接的尾帧，作下一镜首帧。</w:t>
+        <w:t>END_FRAME（尾帧·五锁）：镜头稳定停在行事空间的一个清晰物件/结构上（行李/票/车站物件，车站灯光，日光），形态位置与下一镜首帧一致，作桥接帧。</w:t>
       </w:r>
     </w:p>
     <w:p>
@@ -953,7 +943,10 @@
     </w:p>
     <w:p>
       <w:r>
-        <w:t>9:16 竖屏，高级半写实 3D/2.5D 现代家庭科学动画。现代都市出行与通勤场景：地铁站/高铁站/机场空间示意，路线与时间轴可可视化。0—3s 引入「陌生地点为什么要额外加一层找路时间」主视觉事件；3—7s 演示/讲解机制与操作；7—10s 收束停在尾帧。无中文文字/字幕/Logo/水印；保持同一光线与镜头空间；无伪实验/伪专家；不出现可读数字表格。</w:t>
+        <w:rPr>
+          <w:b w:val="0"/>
+        </w:rPr>
+        <w:t>9:16 竖屏，高级半写实 3D/2.5D 现代家庭科学动画。现代都市出行与通勤：地铁站/高铁站/机场空间示意，路线与时间轴可可视化。本镜主题「陌生地点为什么要额外加一层找路时间」（母题变量：从必须到达时间逐节点倒推、穿鞋/出门/打车/找入口都是节点、陌生地点增加不确定性缓冲、家庭成员用共同最晚节点同步）。0—3s：从日常画面进入微观/剖面/透视；3—7s：用粒子、流动、结构示意表现机制；7—10s：从示意回到现实并落点。本段用连续的步骤动作推进，镜头跟随手部或物件。动画风格借用：路线推进 / 时间轴 / 车站/机场空间 / 行李模块 / 门到门动线。镜头最后稳定帧直接作为下一镜首帧。。无中文文字/字幕/Logo/水印/名牌；不改变衣服/材质/产品外观颜色；不出现可读数字表格；不做伪实景/伪医生/伪检测画面。</w:t>
       </w:r>
     </w:p>
     <w:p/>
@@ -1000,13 +993,7 @@
     </w:p>
     <w:p>
       <w:r>
-        <w:rPr>
-          <w:b/>
-        </w:rPr>
-        <w:t>START_FRAME：</w:t>
-      </w:r>
-      <w:r>
-        <w:t>现代都市出行与通勤场景：地铁站/高铁站/机场空间示意，路线与时间轴可可视化；主体与开头相扣。</w:t>
+        <w:t>START_FRAME（首帧·五锁）：自上一镜尾帧继承：行李/票/车站物件保持相同形态/材质/位置，车站灯光，日光，构图连续（五锁）。</w:t>
       </w:r>
     </w:p>
     <w:p>
@@ -1044,13 +1031,7 @@
     </w:p>
     <w:p>
       <w:r>
-        <w:rPr>
-          <w:b/>
-        </w:rPr>
-        <w:t>END_FRAME：</w:t>
-      </w:r>
-      <w:r>
-        <w:t>稳定停在可桥接的尾帧，作下一镜首帧。</w:t>
+        <w:t>END_FRAME（尾帧·五锁）：镜头稳定停在行事空间完成态（行李/票/车站物件，车站灯光，日光），画面右下留出供后期放品牌/片尾。</w:t>
       </w:r>
     </w:p>
     <w:p>
@@ -1093,7 +1074,10 @@
     </w:p>
     <w:p>
       <w:r>
-        <w:t>9:16 竖屏，高级半写实 3D/2.5D 现代家庭科学动画。现代都市出行与通勤场景：地铁站/高铁站/机场空间示意，路线与时间轴可可视化。0—3s 引入「陌生地点为什么要额外加一层找路时间」主视觉事件；3—7s 演示/讲解机制与操作；7—10s 收束停在尾帧。无中文文字/字幕/Logo/水印；保持同一光线与镜头空间；无伪实验/伪专家；不出现可读数字表格。</w:t>
+        <w:rPr>
+          <w:b w:val="0"/>
+        </w:rPr>
+        <w:t>9:16 竖屏，高级半写实 3D/2.5D 现代家庭科学动画。现代都市出行与通勤：地铁站/高铁站/机场空间示意，路线与时间轴可可视化。本镜主题「陌生地点为什么要额外加一层找路时间」（母题变量：从必须到达时间逐节点倒推、穿鞋/出门/打车/找入口都是节点、陌生地点增加不确定性缓冲、家庭成员用共同最晚节点同步）。0—3s：固定出错对象，给出步骤起点；3—7s：镜头跟随手或物件依序完成动作；7—10s：停在正确完成的结果。本段用连续的步骤动作推进，镜头跟随手部或物件。动画风格借用：路线推进 / 时间轴 / 车站/机场空间 / 行李模块 / 门到门动线。末尾稳定停帧，右下留出供后期加品牌/片尾。。无中文文字/字幕/Logo/水印/名牌；不改变衣服/材质/产品外观颜色；不出现可读数字表格；不做伪实景/伪医生/伪检测画面。</w:t>
       </w:r>
     </w:p>
     <w:p/>
